--- a/Fase 1/Evidencias Individuales/Marcelo_Soto_1.1_APT122_AutoevaluacionCompetenciasFase1.docx
+++ b/Fase 1/Evidencias Individuales/Marcelo_Soto_1.1_APT122_AutoevaluacionCompetenciasFase1.docx
@@ -1681,21 +1681,23 @@
               <w:ind w:left="0" w:right="0" w:firstLine="0"/>
               <w:jc w:val="both"/>
               <w:rPr>
-                <w:rFonts w:ascii="Calibri" w:cs="Calibri" w:eastAsia="Calibri" w:hAnsi="Calibri"/>
-                <w:b w:val="0"/>
-                <w:bCs w:val="0"/>
-                <w:i w:val="0"/>
-                <w:iCs w:val="0"/>
-                <w:smallCaps w:val="0"/>
-                <w:strike w:val="0"/>
                 <w:color w:val="767171"/>
                 <w:sz w:val="24"/>
                 <w:szCs w:val="24"/>
-                <w:u w:val="none"/>
-                <w:shd w:fill="auto" w:val="clear"/>
-                <w:vertAlign w:val="baseline"/>
-              </w:rPr>
-            </w:pPr>
+              </w:rPr>
+            </w:pPr>
+            <w:hyperlink r:id="rId7">
+              <w:r>
+                <w:rPr>
+                  <w:color w:val="0000ee"/>
+                  <w:sz w:val="24"/>
+                  <w:szCs w:val="24"/>
+                  <w:u w:val="single"/>
+                  <w:rtl w:val="0"/>
+                </w:rPr>
+                <w:t xml:space="preserve">MARCELO ANTONIO SOTO IBARRA</w:t>
+              </w:r>
+            </w:hyperlink>
             <w:r>
               <w:rPr>
                 <w:rtl w:val="0"/>
@@ -1914,6 +1916,15 @@
                 <w:vertAlign w:val="baseline"/>
               </w:rPr>
             </w:pPr>
+            <w:r>
+              <w:rPr>
+                <w:color w:val="767171"/>
+                <w:sz w:val="24"/>
+                <w:szCs w:val="24"/>
+                <w:rtl w:val="0"/>
+              </w:rPr>
+              <w:t xml:space="preserve">2023</w:t>
+            </w:r>
             <w:r>
               <w:rPr>
                 <w:rtl w:val="0"/>
@@ -2384,11 +2395,59 @@
           <w:tcPr/>
           <w:p>
             <w:pPr>
+              <w:pBdr>
+                <w:top w:color="auto" w:space="7" w:sz="0" w:val="none"/>
+                <w:bottom w:color="auto" w:space="7" w:sz="0" w:val="none"/>
+                <w:right w:color="auto" w:space="7" w:sz="0" w:val="none"/>
+                <w:between w:color="auto" w:space="7" w:sz="0" w:val="none"/>
+              </w:pBdr>
+              <w:shd w:fill="ffffff" w:val="clear"/>
+              <w:spacing w:before="180" w:lineRule="auto"/>
+              <w:ind w:left="0" w:firstLine="0"/>
+              <w:rPr>
+                <w:rFonts w:ascii="Arial" w:cs="Arial" w:eastAsia="Arial" w:hAnsi="Arial"/>
+                <w:color w:val="1a1a1a"/>
+                <w:sz w:val="23"/>
+                <w:szCs w:val="23"/>
+              </w:rPr>
+            </w:pPr>
+            <w:r>
+              <w:rPr>
+                <w:rFonts w:ascii="Arial" w:cs="Arial" w:eastAsia="Arial" w:hAnsi="Arial"/>
+                <w:color w:val="1a1a1a"/>
+                <w:sz w:val="23"/>
+                <w:szCs w:val="23"/>
+                <w:rtl w:val="0"/>
+              </w:rPr>
+              <w:t xml:space="preserve">Diseñar y generar soluciones de software innovadoras y de calidad, aplicando el ciclo de vida de éste, según las características del proyecto, las mejores prácticas de la industria y sus estándares de calidad.</w:t>
+            </w:r>
+          </w:p>
+          <w:p>
+            <w:pPr>
+              <w:jc w:val="left"/>
+              <w:rPr>
+                <w:b w:val="1"/>
+                <w:bCs w:val="1"/>
+                <w:color w:val="ff0000"/>
+                <w:sz w:val="18"/>
+                <w:szCs w:val="18"/>
+              </w:rPr>
+            </w:pPr>
+            <w:r>
+              <w:rPr>
+                <w:rtl w:val="0"/>
+              </w:rPr>
+            </w:r>
+          </w:p>
+        </w:tc>
+        <w:tc>
+          <w:tcPr/>
+          <w:p>
+            <w:pPr>
               <w:jc w:val="center"/>
               <w:rPr>
                 <w:b w:val="1"/>
                 <w:bCs w:val="1"/>
-                <w:color w:val="ff0000"/>
                 <w:sz w:val="18"/>
                 <w:szCs w:val="18"/>
               </w:rPr>
@@ -2414,27 +2473,13 @@
             </w:pPr>
             <w:r>
               <w:rPr>
-                <w:rtl w:val="0"/>
-              </w:rPr>
-            </w:r>
-          </w:p>
-        </w:tc>
-        <w:tc>
-          <w:tcPr/>
-          <w:p>
-            <w:pPr>
-              <w:jc w:val="center"/>
-              <w:rPr>
-                <w:b w:val="1"/>
-                <w:bCs w:val="1"/>
-                <w:sz w:val="18"/>
-                <w:szCs w:val="18"/>
-              </w:rPr>
-            </w:pPr>
-            <w:r>
-              <w:rPr>
-                <w:rtl w:val="0"/>
-              </w:rPr>
+                <w:b w:val="1"/>
+                <w:bCs w:val="1"/>
+                <w:sz w:val="18"/>
+                <w:szCs w:val="18"/>
+                <w:rtl w:val="0"/>
+              </w:rPr>
+              <w:t xml:space="preserve">X</w:t>
             </w:r>
           </w:p>
         </w:tc>
@@ -2525,19 +2570,72 @@
           <w:tcPr/>
           <w:p>
             <w:pPr>
+              <w:pBdr>
+                <w:top w:color="auto" w:space="7" w:sz="0" w:val="none"/>
+                <w:bottom w:color="auto" w:space="7" w:sz="0" w:val="none"/>
+                <w:right w:color="auto" w:space="7" w:sz="0" w:val="none"/>
+                <w:between w:color="auto" w:space="7" w:sz="0" w:val="none"/>
+              </w:pBdr>
+              <w:shd w:fill="ffffff" w:val="clear"/>
+              <w:spacing w:before="180" w:lineRule="auto"/>
+              <w:ind w:left="0" w:firstLine="0"/>
+              <w:rPr>
+                <w:rFonts w:ascii="Arial" w:cs="Arial" w:eastAsia="Arial" w:hAnsi="Arial"/>
+                <w:color w:val="1a1a1a"/>
+                <w:sz w:val="23"/>
+                <w:szCs w:val="23"/>
+              </w:rPr>
+            </w:pPr>
+            <w:r>
+              <w:rPr>
+                <w:rFonts w:ascii="Arial" w:cs="Arial" w:eastAsia="Arial" w:hAnsi="Arial"/>
+                <w:color w:val="1a1a1a"/>
+                <w:sz w:val="23"/>
+                <w:szCs w:val="23"/>
+                <w:rtl w:val="0"/>
+              </w:rPr>
+              <w:t xml:space="preserve">Diseñar y generar soluciones que permitan resolver los requerimientos de información en el contexto de las organizaciones, considerando bases de datos relacionales y no relacionales.</w:t>
+            </w:r>
+          </w:p>
+          <w:p>
+            <w:pPr>
+              <w:jc w:val="left"/>
+              <w:rPr>
+                <w:b w:val="1"/>
+                <w:bCs w:val="1"/>
+                <w:color w:val="ff0000"/>
+                <w:sz w:val="18"/>
+                <w:szCs w:val="18"/>
+              </w:rPr>
+            </w:pPr>
+            <w:r>
+              <w:rPr>
+                <w:rtl w:val="0"/>
+              </w:rPr>
+            </w:r>
+          </w:p>
+        </w:tc>
+        <w:tc>
+          <w:tcPr/>
+          <w:p>
+            <w:pPr>
               <w:jc w:val="center"/>
               <w:rPr>
                 <w:b w:val="1"/>
                 <w:bCs w:val="1"/>
-                <w:color w:val="ff0000"/>
-                <w:sz w:val="18"/>
-                <w:szCs w:val="18"/>
-              </w:rPr>
-            </w:pPr>
-            <w:r>
-              <w:rPr>
-                <w:rtl w:val="0"/>
-              </w:rPr>
+                <w:sz w:val="18"/>
+                <w:szCs w:val="18"/>
+              </w:rPr>
+            </w:pPr>
+            <w:r>
+              <w:rPr>
+                <w:b w:val="1"/>
+                <w:bCs w:val="1"/>
+                <w:sz w:val="18"/>
+                <w:szCs w:val="18"/>
+                <w:rtl w:val="0"/>
+              </w:rPr>
+              <w:t xml:space="preserve">X</w:t>
             </w:r>
           </w:p>
         </w:tc>
@@ -2576,6 +2674,161 @@
               <w:rPr>
                 <w:rtl w:val="0"/>
               </w:rPr>
+            </w:r>
+          </w:p>
+        </w:tc>
+        <w:tc>
+          <w:tcPr/>
+          <w:p>
+            <w:pPr>
+              <w:jc w:val="center"/>
+              <w:rPr>
+                <w:b w:val="1"/>
+                <w:bCs w:val="1"/>
+                <w:sz w:val="18"/>
+                <w:szCs w:val="18"/>
+              </w:rPr>
+            </w:pPr>
+            <w:r>
+              <w:rPr>
+                <w:rtl w:val="0"/>
+              </w:rPr>
+            </w:r>
+          </w:p>
+        </w:tc>
+        <w:tc>
+          <w:tcPr/>
+          <w:p>
+            <w:pPr>
+              <w:jc w:val="center"/>
+              <w:rPr>
+                <w:b w:val="1"/>
+                <w:bCs w:val="1"/>
+                <w:sz w:val="18"/>
+                <w:szCs w:val="18"/>
+              </w:rPr>
+            </w:pPr>
+            <w:r>
+              <w:rPr>
+                <w:rtl w:val="0"/>
+              </w:rPr>
+            </w:r>
+          </w:p>
+        </w:tc>
+        <w:tc>
+          <w:tcPr/>
+          <w:p>
+            <w:pPr>
+              <w:jc w:val="center"/>
+              <w:rPr>
+                <w:b w:val="1"/>
+                <w:bCs w:val="1"/>
+                <w:sz w:val="18"/>
+                <w:szCs w:val="18"/>
+              </w:rPr>
+            </w:pPr>
+            <w:r>
+              <w:rPr>
+                <w:rtl w:val="0"/>
+              </w:rPr>
+            </w:r>
+          </w:p>
+        </w:tc>
+      </w:tr>
+      <w:tr>
+        <w:trPr>
+          <w:cantSplit w:val="0"/>
+          <w:trHeight w:val="540" w:hRule="atLeast"/>
+          <w:tblHeader w:val="0"/>
+        </w:trPr>
+        <w:tc>
+          <w:tcPr/>
+          <w:p>
+            <w:pPr>
+              <w:pBdr>
+                <w:top w:color="auto" w:space="7" w:sz="0" w:val="none"/>
+                <w:bottom w:color="auto" w:space="7" w:sz="0" w:val="none"/>
+                <w:right w:color="auto" w:space="7" w:sz="0" w:val="none"/>
+                <w:between w:color="auto" w:space="7" w:sz="0" w:val="none"/>
+              </w:pBdr>
+              <w:shd w:fill="ffffff" w:val="clear"/>
+              <w:spacing w:before="180" w:lineRule="auto"/>
+              <w:ind w:left="0" w:firstLine="0"/>
+              <w:rPr>
+                <w:rFonts w:ascii="Arial" w:cs="Arial" w:eastAsia="Arial" w:hAnsi="Arial"/>
+                <w:color w:val="1a1a1a"/>
+                <w:sz w:val="23"/>
+                <w:szCs w:val="23"/>
+              </w:rPr>
+            </w:pPr>
+            <w:r>
+              <w:rPr>
+                <w:rFonts w:ascii="Arial" w:cs="Arial" w:eastAsia="Arial" w:hAnsi="Arial"/>
+                <w:color w:val="1a1a1a"/>
+                <w:sz w:val="23"/>
+                <w:szCs w:val="23"/>
+                <w:rtl w:val="0"/>
+              </w:rPr>
+              <w:t xml:space="preserve">Diseñar y adaptar los procesos de ingeniería de requisitos, a través del uso de metodologías de vanguardia y estándares de la industria, para el desarrollo de soluciones TI complejas, innovadoras y de calidad.</w:t>
+            </w:r>
+          </w:p>
+          <w:p>
+            <w:pPr>
+              <w:jc w:val="left"/>
+              <w:rPr>
+                <w:b w:val="1"/>
+                <w:bCs w:val="1"/>
+                <w:sz w:val="18"/>
+                <w:szCs w:val="18"/>
+              </w:rPr>
+            </w:pPr>
+            <w:r>
+              <w:rPr>
+                <w:rtl w:val="0"/>
+              </w:rPr>
+            </w:r>
+          </w:p>
+        </w:tc>
+        <w:tc>
+          <w:tcPr/>
+          <w:p>
+            <w:pPr>
+              <w:jc w:val="center"/>
+              <w:rPr>
+                <w:b w:val="1"/>
+                <w:bCs w:val="1"/>
+                <w:sz w:val="18"/>
+                <w:szCs w:val="18"/>
+              </w:rPr>
+            </w:pPr>
+            <w:r>
+              <w:rPr>
+                <w:rtl w:val="0"/>
+              </w:rPr>
+            </w:r>
+          </w:p>
+        </w:tc>
+        <w:tc>
+          <w:tcPr/>
+          <w:p>
+            <w:pPr>
+              <w:jc w:val="center"/>
+              <w:rPr>
+                <w:b w:val="1"/>
+                <w:bCs w:val="1"/>
+                <w:sz w:val="18"/>
+                <w:szCs w:val="18"/>
+              </w:rPr>
+            </w:pPr>
+            <w:r>
+              <w:rPr>
+                <w:b w:val="1"/>
+                <w:bCs w:val="1"/>
+                <w:sz w:val="18"/>
+                <w:szCs w:val="18"/>
+                <w:rtl w:val="0"/>
+              </w:rPr>
+              <w:t xml:space="preserve">X</w:t>
             </w:r>
           </w:p>
         </w:tc>
@@ -2666,6 +2919,54 @@
           <w:tcPr/>
           <w:p>
             <w:pPr>
+              <w:pBdr>
+                <w:top w:color="auto" w:space="7" w:sz="0" w:val="none"/>
+                <w:bottom w:color="auto" w:space="7" w:sz="0" w:val="none"/>
+                <w:right w:color="auto" w:space="7" w:sz="0" w:val="none"/>
+                <w:between w:color="auto" w:space="7" w:sz="0" w:val="none"/>
+              </w:pBdr>
+              <w:shd w:fill="ffffff" w:val="clear"/>
+              <w:spacing w:before="180" w:lineRule="auto"/>
+              <w:ind w:left="0" w:firstLine="0"/>
+              <w:rPr>
+                <w:rFonts w:ascii="Arial" w:cs="Arial" w:eastAsia="Arial" w:hAnsi="Arial"/>
+                <w:color w:val="1a1a1a"/>
+                <w:sz w:val="23"/>
+                <w:szCs w:val="23"/>
+              </w:rPr>
+            </w:pPr>
+            <w:r>
+              <w:rPr>
+                <w:rFonts w:ascii="Arial" w:cs="Arial" w:eastAsia="Arial" w:hAnsi="Arial"/>
+                <w:color w:val="1a1a1a"/>
+                <w:sz w:val="23"/>
+                <w:szCs w:val="23"/>
+                <w:rtl w:val="0"/>
+              </w:rPr>
+              <w:t xml:space="preserve">Evaluar y gestionar proyectos en su área de especialización profesional, durante todo el ciclo de vida, de acuerdo a buenas prácticas y utilizando metodologías y herramientas de software, para cumplir con los requerimientos de la organización en contextos tradicionales y ágiles.</w:t>
+            </w:r>
+          </w:p>
+          <w:p>
+            <w:pPr>
+              <w:jc w:val="left"/>
+              <w:rPr>
+                <w:b w:val="1"/>
+                <w:bCs w:val="1"/>
+                <w:sz w:val="18"/>
+                <w:szCs w:val="18"/>
+              </w:rPr>
+            </w:pPr>
+            <w:r>
+              <w:rPr>
+                <w:rtl w:val="0"/>
+              </w:rPr>
+            </w:r>
+          </w:p>
+        </w:tc>
+        <w:tc>
+          <w:tcPr/>
+          <w:p>
+            <w:pPr>
               <w:jc w:val="center"/>
               <w:rPr>
                 <w:b w:val="1"/>
@@ -2695,27 +2996,13 @@
             </w:pPr>
             <w:r>
               <w:rPr>
-                <w:rtl w:val="0"/>
-              </w:rPr>
-            </w:r>
-          </w:p>
-        </w:tc>
-        <w:tc>
-          <w:tcPr/>
-          <w:p>
-            <w:pPr>
-              <w:jc w:val="center"/>
-              <w:rPr>
-                <w:b w:val="1"/>
-                <w:bCs w:val="1"/>
-                <w:sz w:val="18"/>
-                <w:szCs w:val="18"/>
-              </w:rPr>
-            </w:pPr>
-            <w:r>
-              <w:rPr>
-                <w:rtl w:val="0"/>
-              </w:rPr>
+                <w:b w:val="1"/>
+                <w:bCs w:val="1"/>
+                <w:sz w:val="18"/>
+                <w:szCs w:val="18"/>
+                <w:rtl w:val="0"/>
+              </w:rPr>
+              <w:t xml:space="preserve">X</w:t>
             </w:r>
           </w:p>
         </w:tc>
@@ -2806,6 +3093,54 @@
           <w:tcPr/>
           <w:p>
             <w:pPr>
+              <w:pBdr>
+                <w:top w:color="auto" w:space="7" w:sz="0" w:val="none"/>
+                <w:bottom w:color="auto" w:space="7" w:sz="0" w:val="none"/>
+                <w:right w:color="auto" w:space="7" w:sz="0" w:val="none"/>
+                <w:between w:color="auto" w:space="7" w:sz="0" w:val="none"/>
+              </w:pBdr>
+              <w:shd w:fill="ffffff" w:val="clear"/>
+              <w:spacing w:before="180" w:lineRule="auto"/>
+              <w:ind w:left="0" w:firstLine="0"/>
+              <w:rPr>
+                <w:rFonts w:ascii="Arial" w:cs="Arial" w:eastAsia="Arial" w:hAnsi="Arial"/>
+                <w:color w:val="1a1a1a"/>
+                <w:sz w:val="23"/>
+                <w:szCs w:val="23"/>
+              </w:rPr>
+            </w:pPr>
+            <w:r>
+              <w:rPr>
+                <w:rFonts w:ascii="Arial" w:cs="Arial" w:eastAsia="Arial" w:hAnsi="Arial"/>
+                <w:color w:val="1a1a1a"/>
+                <w:sz w:val="23"/>
+                <w:szCs w:val="23"/>
+                <w:rtl w:val="0"/>
+              </w:rPr>
+              <w:t xml:space="preserve">Diseñar soluciones de software, abarcando todo el ciclo de vida de éste, de acuerdo a estándares, marcos de trabajo y regulatorios, tecnologías y metodologías que promueven la innovación, con foco en la calidad, seguridad y sostenibilidad del proyecto.</w:t>
+            </w:r>
+          </w:p>
+          <w:p>
+            <w:pPr>
+              <w:jc w:val="left"/>
+              <w:rPr>
+                <w:b w:val="1"/>
+                <w:bCs w:val="1"/>
+                <w:sz w:val="18"/>
+                <w:szCs w:val="18"/>
+              </w:rPr>
+            </w:pPr>
+            <w:r>
+              <w:rPr>
+                <w:rtl w:val="0"/>
+              </w:rPr>
+            </w:r>
+          </w:p>
+        </w:tc>
+        <w:tc>
+          <w:tcPr/>
+          <w:p>
+            <w:pPr>
               <w:jc w:val="center"/>
               <w:rPr>
                 <w:b w:val="1"/>
@@ -2835,167 +3170,13 @@
             </w:pPr>
             <w:r>
               <w:rPr>
-                <w:rtl w:val="0"/>
-              </w:rPr>
-            </w:r>
-          </w:p>
-        </w:tc>
-        <w:tc>
-          <w:tcPr/>
-          <w:p>
-            <w:pPr>
-              <w:jc w:val="center"/>
-              <w:rPr>
-                <w:b w:val="1"/>
-                <w:bCs w:val="1"/>
-                <w:sz w:val="18"/>
-                <w:szCs w:val="18"/>
-              </w:rPr>
-            </w:pPr>
-            <w:r>
-              <w:rPr>
-                <w:rtl w:val="0"/>
-              </w:rPr>
-            </w:r>
-          </w:p>
-        </w:tc>
-        <w:tc>
-          <w:tcPr/>
-          <w:p>
-            <w:pPr>
-              <w:jc w:val="center"/>
-              <w:rPr>
-                <w:b w:val="1"/>
-                <w:bCs w:val="1"/>
-                <w:sz w:val="18"/>
-                <w:szCs w:val="18"/>
-              </w:rPr>
-            </w:pPr>
-            <w:r>
-              <w:rPr>
-                <w:rtl w:val="0"/>
-              </w:rPr>
-            </w:r>
-          </w:p>
-        </w:tc>
-        <w:tc>
-          <w:tcPr/>
-          <w:p>
-            <w:pPr>
-              <w:jc w:val="center"/>
-              <w:rPr>
-                <w:b w:val="1"/>
-                <w:bCs w:val="1"/>
-                <w:sz w:val="18"/>
-                <w:szCs w:val="18"/>
-              </w:rPr>
-            </w:pPr>
-            <w:r>
-              <w:rPr>
-                <w:rtl w:val="0"/>
-              </w:rPr>
-            </w:r>
-          </w:p>
-        </w:tc>
-        <w:tc>
-          <w:tcPr/>
-          <w:p>
-            <w:pPr>
-              <w:jc w:val="center"/>
-              <w:rPr>
-                <w:b w:val="1"/>
-                <w:bCs w:val="1"/>
-                <w:sz w:val="18"/>
-                <w:szCs w:val="18"/>
-              </w:rPr>
-            </w:pPr>
-            <w:r>
-              <w:rPr>
-                <w:rtl w:val="0"/>
-              </w:rPr>
-            </w:r>
-          </w:p>
-        </w:tc>
-        <w:tc>
-          <w:tcPr/>
-          <w:p>
-            <w:pPr>
-              <w:jc w:val="center"/>
-              <w:rPr>
-                <w:b w:val="1"/>
-                <w:bCs w:val="1"/>
-                <w:sz w:val="18"/>
-                <w:szCs w:val="18"/>
-              </w:rPr>
-            </w:pPr>
-            <w:r>
-              <w:rPr>
-                <w:rtl w:val="0"/>
-              </w:rPr>
-            </w:r>
-          </w:p>
-        </w:tc>
-      </w:tr>
-      <w:tr>
-        <w:trPr>
-          <w:cantSplit w:val="0"/>
-          <w:trHeight w:val="591" w:hRule="atLeast"/>
-          <w:tblHeader w:val="0"/>
-        </w:trPr>
-        <w:tc>
-          <w:tcPr/>
-          <w:p>
-            <w:pPr>
-              <w:jc w:val="center"/>
-              <w:rPr>
-                <w:b w:val="1"/>
-                <w:bCs w:val="1"/>
-                <w:sz w:val="18"/>
-                <w:szCs w:val="18"/>
-              </w:rPr>
-            </w:pPr>
-            <w:r>
-              <w:rPr>
-                <w:rtl w:val="0"/>
-              </w:rPr>
-            </w:r>
-          </w:p>
-        </w:tc>
-        <w:tc>
-          <w:tcPr/>
-          <w:p>
-            <w:pPr>
-              <w:jc w:val="center"/>
-              <w:rPr>
-                <w:b w:val="1"/>
-                <w:bCs w:val="1"/>
-                <w:sz w:val="18"/>
-                <w:szCs w:val="18"/>
-              </w:rPr>
-            </w:pPr>
-            <w:r>
-              <w:rPr>
-                <w:rtl w:val="0"/>
-              </w:rPr>
-            </w:r>
-          </w:p>
-        </w:tc>
-        <w:tc>
-          <w:tcPr/>
-          <w:p>
-            <w:pPr>
-              <w:jc w:val="center"/>
-              <w:rPr>
-                <w:b w:val="1"/>
-                <w:bCs w:val="1"/>
-                <w:sz w:val="18"/>
-                <w:szCs w:val="18"/>
-              </w:rPr>
-            </w:pPr>
-            <w:r>
-              <w:rPr>
-                <w:rtl w:val="0"/>
-              </w:rPr>
+                <w:b w:val="1"/>
+                <w:bCs w:val="1"/>
+                <w:sz w:val="18"/>
+                <w:szCs w:val="18"/>
+                <w:rtl w:val="0"/>
+              </w:rPr>
+              <w:t xml:space="preserve">X</w:t>
             </w:r>
           </w:p>
         </w:tc>
@@ -3086,6 +3267,35 @@
           <w:tcPr/>
           <w:p>
             <w:pPr>
+              <w:pBdr>
+                <w:top w:color="auto" w:space="7" w:sz="0" w:val="none"/>
+                <w:bottom w:color="auto" w:space="7" w:sz="0" w:val="none"/>
+                <w:right w:color="auto" w:space="7" w:sz="0" w:val="none"/>
+                <w:between w:color="auto" w:space="7" w:sz="0" w:val="none"/>
+              </w:pBdr>
+              <w:shd w:fill="ffffff" w:val="clear"/>
+              <w:spacing w:before="180" w:lineRule="auto"/>
+              <w:ind w:left="0" w:firstLine="0"/>
+              <w:rPr>
+                <w:rFonts w:ascii="Arial" w:cs="Arial" w:eastAsia="Arial" w:hAnsi="Arial"/>
+                <w:color w:val="1a1a1a"/>
+                <w:sz w:val="23"/>
+                <w:szCs w:val="23"/>
+              </w:rPr>
+            </w:pPr>
+            <w:r>
+              <w:rPr>
+                <w:rFonts w:ascii="Arial" w:cs="Arial" w:eastAsia="Arial" w:hAnsi="Arial"/>
+                <w:color w:val="1a1a1a"/>
+                <w:sz w:val="23"/>
+                <w:szCs w:val="23"/>
+                <w:rtl w:val="0"/>
+              </w:rPr>
+              <w:t xml:space="preserve">Desarrollar proyectos de software innovadores para plataformas y dispositivos móviles, por medio de marcos de trabajo, herramientas de desarrollo, lenguajes de programación y buenas prácticas de la industria del desarrollo de software.</w:t>
+            </w:r>
+          </w:p>
+          <w:p>
+            <w:pPr>
               <w:jc w:val="center"/>
               <w:rPr>
                 <w:b w:val="1"/>
@@ -3115,8 +3325,13 @@
             </w:pPr>
             <w:r>
               <w:rPr>
-                <w:rtl w:val="0"/>
-              </w:rPr>
+                <w:b w:val="1"/>
+                <w:bCs w:val="1"/>
+                <w:sz w:val="18"/>
+                <w:szCs w:val="18"/>
+                <w:rtl w:val="0"/>
+              </w:rPr>
+              <w:t xml:space="preserve">X</w:t>
             </w:r>
           </w:p>
         </w:tc>
@@ -3550,12 +3765,12 @@
       </w:r>
     </w:p>
     <w:sectPr>
-      <w:headerReference r:id="rId7" w:type="default"/>
-      <w:headerReference r:id="rId8" w:type="first"/>
-      <w:headerReference r:id="rId9" w:type="even"/>
-      <w:footerReference r:id="rId10" w:type="default"/>
-      <w:footerReference r:id="rId11" w:type="first"/>
-      <w:footerReference r:id="rId12" w:type="even"/>
+      <w:headerReference r:id="rId8" w:type="default"/>
+      <w:headerReference r:id="rId9" w:type="first"/>
+      <w:headerReference r:id="rId10" w:type="even"/>
+      <w:footerReference r:id="rId11" w:type="default"/>
+      <w:footerReference r:id="rId12" w:type="first"/>
+      <w:footerReference r:id="rId13" w:type="even"/>
       <w:pgSz w:h="15840" w:w="12240" w:orient="portrait"/>
       <w:pgMar w:bottom="1134" w:top="1440" w:left="1077" w:right="1077" w:header="567" w:footer="465"/>
       <w:pgNumType w:start="0"/>
@@ -4146,12 +4361,12 @@
               <wp:inline distB="0" distT="0" distL="0" distR="0">
                 <wp:extent cx="1996440" cy="428625"/>
                 <wp:effectExtent b="0" l="0" r="0" t="0"/>
-                <wp:docPr descr="http://www.duoc.cl/normasgraficas/normasgraficas/marca-duoc/6logo-fondo-transparente/fondo-transparente.png" id="34" name="image1.png"/>
+                <wp:docPr descr="http://www.duoc.cl/normasgraficas/normasgraficas/marca-duoc/6logo-fondo-transparente/fondo-transparente.png" id="34" name="image3.png"/>
                 <a:graphic>
                   <a:graphicData uri="http://schemas.openxmlformats.org/drawingml/2006/picture">
                     <pic:pic>
                       <pic:nvPicPr>
-                        <pic:cNvPr descr="http://www.duoc.cl/normasgraficas/normasgraficas/marca-duoc/6logo-fondo-transparente/fondo-transparente.png" id="0" name="image1.png"/>
+                        <pic:cNvPr descr="http://www.duoc.cl/normasgraficas/normasgraficas/marca-duoc/6logo-fondo-transparente/fondo-transparente.png" id="0" name="image3.png"/>
                         <pic:cNvPicPr preferRelativeResize="0"/>
                       </pic:nvPicPr>
                       <pic:blipFill>
@@ -4336,12 +4551,12 @@
               <wp:inline distB="0" distT="0" distL="0" distR="0">
                 <wp:extent cx="363448" cy="578253"/>
                 <wp:effectExtent b="0" l="0" r="0" t="0"/>
-                <wp:docPr id="36" name="image2.png"/>
+                <wp:docPr id="36" name="image1.png"/>
                 <a:graphic>
                   <a:graphicData uri="http://schemas.openxmlformats.org/drawingml/2006/picture">
                     <pic:pic>
                       <pic:nvPicPr>
-                        <pic:cNvPr id="0" name="image2.png"/>
+                        <pic:cNvPr id="0" name="image1.png"/>
                         <pic:cNvPicPr preferRelativeResize="0"/>
                       </pic:nvPicPr>
                       <pic:blipFill>
@@ -4492,12 +4707,12 @@
               <wp:inline distB="0" distT="0" distL="0" distR="0">
                 <wp:extent cx="1908834" cy="470407"/>
                 <wp:effectExtent b="0" l="0" r="0" t="0"/>
-                <wp:docPr id="35" name="image3.png"/>
+                <wp:docPr id="35" name="image2.png"/>
                 <a:graphic>
                   <a:graphicData uri="http://schemas.openxmlformats.org/drawingml/2006/picture">
                     <pic:pic>
                       <pic:nvPicPr>
-                        <pic:cNvPr id="0" name="image3.png"/>
+                        <pic:cNvPr id="0" name="image2.png"/>
                         <pic:cNvPicPr preferRelativeResize="0"/>
                       </pic:nvPicPr>
                       <pic:blipFill>
